--- a/assets/docs/Mario_Huarte_CV.docx
+++ b/assets/docs/Mario_Huarte_CV.docx
@@ -10,7 +10,6 @@
       <w:r>
         <w:rPr>
           <w:b/>
-          <w:i w:val="0"/>
           <w:color w:val="222222"/>
           <w:sz w:val="40"/>
         </w:rPr>
@@ -25,7 +24,6 @@
       <w:r>
         <w:rPr>
           <w:b/>
-          <w:i w:val="0"/>
           <w:color w:val="1F5FA8"/>
           <w:sz w:val="24"/>
         </w:rPr>
@@ -40,7 +38,6 @@
       <w:r>
         <w:rPr>
           <w:b w:val="0"/>
-          <w:i w:val="0"/>
           <w:color w:val="555555"/>
           <w:sz w:val="18"/>
         </w:rPr>
@@ -55,7 +52,6 @@
       <w:r>
         <w:rPr>
           <w:b w:val="0"/>
-          <w:i w:val="0"/>
           <w:color w:val="555555"/>
           <w:sz w:val="18"/>
         </w:rPr>
@@ -197,7 +193,6 @@
       <w:r>
         <w:rPr>
           <w:b/>
-          <w:i w:val="0"/>
           <w:color w:val="1F5FA8"/>
           <w:sz w:val="21"/>
         </w:rPr>
@@ -211,7 +206,6 @@
       <w:r>
         <w:rPr>
           <w:b w:val="0"/>
-          <w:i w:val="0"/>
           <w:color w:val="222222"/>
           <w:sz w:val="19"/>
         </w:rPr>
@@ -228,7 +222,6 @@
       <w:r>
         <w:rPr>
           <w:b/>
-          <w:i w:val="0"/>
           <w:color w:val="1F5FA8"/>
           <w:sz w:val="21"/>
         </w:rPr>
@@ -780,7 +773,6 @@
       <w:r>
         <w:rPr>
           <w:b/>
-          <w:i w:val="0"/>
           <w:color w:val="1F5FA8"/>
           <w:sz w:val="21"/>
         </w:rPr>
@@ -969,7 +961,6 @@
       <w:r>
         <w:rPr>
           <w:b/>
-          <w:i w:val="0"/>
           <w:color w:val="1F5FA8"/>
           <w:sz w:val="21"/>
         </w:rPr>
@@ -1109,15 +1100,7 @@
           <w:color w:val="222222"/>
           <w:sz w:val="20"/>
         </w:rPr>
-        <w:t xml:space="preserve">Curso Práctico SQL Server: De Principiante a Experto · SQL Consultas en SQL Server · Administrador Linux – Curso completo desde cero (LPIC-1) · Ciberseguridad – CompTIA Security+ Módulo 1 · Ciberseguridad: Protege tu información de cibercriminales. </w:t>
-      </w:r>
-      <w:r>
-        <w:rPr>
-          <w:b w:val="0"/>
-          <w:color w:val="222222"/>
-          <w:sz w:val="20"/>
-        </w:rPr>
-        <w:t>Official TIBCO EBX platform training.</w:t>
+        <w:t>Curso Práctico SQL Server: De Principiante a Experto · SQL Consultas en SQL Server · Administrador Linux – Curso completo desde cero (LPIC-1) · Ciberseguridad – CompTIA Security+ Módulo 1 · Ciberseguridad: Protege tu información de cibercriminales. Official TIBCO EBX platform training.</w:t>
       </w:r>
     </w:p>
     <w:p>
@@ -1130,7 +1113,6 @@
       <w:r>
         <w:rPr>
           <w:b/>
-          <w:i w:val="0"/>
           <w:color w:val="1F5FA8"/>
           <w:sz w:val="21"/>
         </w:rPr>
@@ -1144,7 +1126,6 @@
       <w:r>
         <w:rPr>
           <w:b w:val="0"/>
-          <w:i w:val="0"/>
           <w:color w:val="222222"/>
           <w:sz w:val="20"/>
         </w:rPr>
